--- a/Compiti_Funzioni_4L/Funzioni_Allenamento_3_4L.docx
+++ b/Compiti_Funzioni_4L/Funzioni_Allenamento_3_4L.docx
@@ -532,7 +532,7 @@
           <w:i/>
           <w:iCs/>
         </w:rPr>
-        <w:t xml:space="preserve">Dal libro o dai materiali: pag. 39 n. 344 (stesso grafico)</w:t>
+        <w:t xml:space="preserve">Dal libro o dai materiali: pag. 33 n. 284 (stesso grafico)</w:t>
       </w:r>
     </w:p>
     <w:p>
@@ -560,7 +560,7 @@
       <w:r>
         <w:drawing>
           <wp:inline distT="0" distB="0" distL="0" distR="0">
-            <wp:extent cx="4095750" cy="5143500"/>
+            <wp:extent cx="4095750" cy="3848100"/>
             <wp:effectExtent t="0" r="0" b="0" l="0"/>
             <wp:docPr id="1" name="" descr="" title=""/>
             <wp:cNvGraphicFramePr>
@@ -585,7 +585,7 @@
                   <pic:spPr bwMode="auto">
                     <a:xfrm>
                       <a:off x="0" y="0"/>
-                      <a:ext cx="4095750" cy="5143500"/>
+                      <a:ext cx="4095750" cy="3848100"/>
                     </a:xfrm>
                     <a:prstGeom prst="rect">
                       <a:avLst/>
@@ -647,7 +647,15 @@
       </w:r>
       <m:oMath>
         <m:r>
-          <m:t>f(−3)</m:t>
+          <m:t>f(0)</m:t>
+        </m:r>
+      </m:oMath>
+      <w:r>
+        <w:t xml:space="preserve">, </w:t>
+      </w:r>
+      <m:oMath>
+        <m:r>
+          <m:t>f(3)</m:t>
         </m:r>
       </m:oMath>
       <w:r>
@@ -655,7 +663,7 @@
       </w:r>
       <m:oMath>
         <m:r>
-          <m:t>f(1)</m:t>
+          <m:t>f(6)</m:t>
         </m:r>
       </m:oMath>
       <w:r>
@@ -683,7 +691,7 @@
         </m:r>
       </m:oMath>
       <w:r>
-        <w:t xml:space="preserve"> è crescente, decrescente, costante?</w:t>
+        <w:t xml:space="preserve"> è crescente o decrescente?</w:t>
       </w:r>
     </w:p>
     <w:p>
@@ -703,7 +711,7 @@
       </w:r>
       <m:oMath>
         <m:r>
-          <m:t>f(x)=2</m:t>
+          <m:t>f(x)=−1</m:t>
         </m:r>
       </m:oMath>
       <w:r>
@@ -735,7 +743,7 @@
           <w:i/>
           <w:iCs/>
         </w:rPr>
-        <w:t xml:space="preserve">Dal libro o dai materiali: pag. 18 n. 8; pag. 31 n. 275</w:t>
+        <w:t xml:space="preserve">Dal libro o dai materiali: pag. 18 n. 8 e 14 (eserciziario); pag. 31 n. 275</w:t>
       </w:r>
     </w:p>
     <w:p>
@@ -823,110 +831,13 @@
       </w:r>
       <m:oMath>
         <m:r>
-          <m:t>g(x)=2x+4</m:t>
-        </m:r>
-      </m:oMath>
-      <w:r>
-        <w:t xml:space="preserve">, trova la controimmagine di </w:t>
-      </w:r>
-      <m:oMath>
-        <m:r>
-          <m:t>−2</m:t>
-        </m:r>
-      </m:oMath>
-      <w:r>
-        <w:t xml:space="preserve">.</w:t>
-      </w:r>
-    </w:p>
-    <w:p>
-      <w:pPr>
-        <w:spacing w:after="60" w:before="0"/>
-        <w:ind w:left="240"/>
-      </w:pPr>
-      <w:r>
-        <w:rPr>
-          <w:b/>
-          <w:bCs/>
-        </w:rPr>
-        <w:t xml:space="preserve">c)</w:t>
-      </w:r>
-      <w:r>
-        <w:t xml:space="preserve">  Stabilisci se </w:t>
-      </w:r>
-      <w:r>
-        <w:t xml:space="preserve">y=|x|−3x</w:t>
-      </w:r>
-      <w:r>
-        <w:rPr>
-          <w:vertAlign w:val="superscript"/>
-        </w:rPr>
-        <w:t xml:space="preserve">2</w:t>
-      </w:r>
-      <w:r>
-        <w:t xml:space="preserve"> è pari, dispari o né pari né dispari.</w:t>
-      </w:r>
-    </w:p>
-    <w:p>
-      <w:pPr>
-        <w:spacing w:after="100" w:before="0"/>
-      </w:pPr>
-    </w:p>
-    <w:p>
-      <w:pPr>
-        <w:pStyle w:val="Heading2"/>
-        <w:keepNext/>
-        <w:spacing w:after="100" w:before="200"/>
-      </w:pPr>
-      <w:r>
-        <w:t xml:space="preserve">Esercizio 5  (1,25 punti)</w:t>
-      </w:r>
-    </w:p>
-    <w:p>
-      <w:pPr>
-        <w:keepNext/>
-        <w:spacing w:after="60" w:before="0"/>
-      </w:pPr>
-      <w:r>
-        <w:rPr>
-          <w:i/>
-          <w:iCs/>
-        </w:rPr>
-        <w:t xml:space="preserve">Dal libro o dai materiali: pag. 34 n. 296; pag. 36 n. 313</w:t>
-      </w:r>
-    </w:p>
-    <w:p>
-      <w:pPr>
-        <w:keepNext w:val="false"/>
-        <w:spacing w:after="60" w:before="0"/>
-      </w:pPr>
-      <w:r>
-        <w:t xml:space="preserve">Rispondi alle domande.</w:t>
-      </w:r>
-    </w:p>
-    <w:p>
-      <w:pPr>
-        <w:spacing w:after="60" w:before="0"/>
-        <w:ind w:left="240"/>
-      </w:pPr>
-      <w:r>
-        <w:rPr>
-          <w:b/>
-          <w:bCs/>
-        </w:rPr>
-        <w:t xml:space="preserve">a)</w:t>
-      </w:r>
-      <w:r>
-        <w:t xml:space="preserve">  Date </w:t>
-      </w:r>
-      <m:oMath>
-        <m:r>
-          <m:t>f(x)=(x−1</m:t>
+          <m:t>g(x)=</m:t>
         </m:r>
         <m:sSup>
           <m:sSupPr/>
           <m:e>
             <m:r>
-              <m:t>)</m:t>
+              <m:t>x</m:t>
             </m:r>
           </m:e>
           <m:sup>
@@ -935,13 +846,145 @@
             </m:r>
           </m:sup>
         </m:sSup>
+        <m:r>
+          <m:t>−5x</m:t>
+        </m:r>
+      </m:oMath>
+      <w:r>
+        <w:t xml:space="preserve">, trova le controimmagini di </w:t>
+      </w:r>
+      <m:oMath>
+        <m:r>
+          <m:t>6</m:t>
+        </m:r>
+      </m:oMath>
+      <w:r>
+        <w:t xml:space="preserve">.</w:t>
+      </w:r>
+    </w:p>
+    <w:p>
+      <w:pPr>
+        <w:spacing w:after="60" w:before="0"/>
+        <w:ind w:left="240"/>
+      </w:pPr>
+      <w:r>
+        <w:rPr>
+          <w:b/>
+          <w:bCs/>
+        </w:rPr>
+        <w:t xml:space="preserve">c)</w:t>
+      </w:r>
+      <w:r>
+        <w:t xml:space="preserve">  Stabilisci se </w:t>
+      </w:r>
+      <w:r>
+        <w:t xml:space="preserve">y=|x|−3x</w:t>
+      </w:r>
+      <w:r>
+        <w:rPr>
+          <w:vertAlign w:val="superscript"/>
+        </w:rPr>
+        <w:t xml:space="preserve">2</w:t>
+      </w:r>
+      <w:r>
+        <w:t xml:space="preserve"> è pari, dispari o né pari né dispari.</w:t>
+      </w:r>
+    </w:p>
+    <w:p>
+      <w:pPr>
+        <w:spacing w:after="100" w:before="0"/>
+      </w:pPr>
+    </w:p>
+    <w:p>
+      <w:pPr>
+        <w:pStyle w:val="Heading2"/>
+        <w:keepNext/>
+        <w:spacing w:after="100" w:before="200"/>
+      </w:pPr>
+      <w:r>
+        <w:t xml:space="preserve">Esercizio 5  (1,25 punti)</w:t>
+      </w:r>
+    </w:p>
+    <w:p>
+      <w:pPr>
+        <w:keepNext/>
+        <w:spacing w:after="60" w:before="0"/>
+      </w:pPr>
+      <w:r>
+        <w:rPr>
+          <w:i/>
+          <w:iCs/>
+        </w:rPr>
+        <w:t xml:space="preserve">Dal libro o dai materiali: pag. 34 n. 291 e pag. 36 n. 311 (eserciziario)</w:t>
+      </w:r>
+    </w:p>
+    <w:p>
+      <w:pPr>
+        <w:keepNext w:val="false"/>
+        <w:spacing w:after="60" w:before="0"/>
+      </w:pPr>
+      <w:r>
+        <w:t xml:space="preserve">Rispondi alle domande.</w:t>
+      </w:r>
+    </w:p>
+    <w:p>
+      <w:pPr>
+        <w:spacing w:after="60" w:before="0"/>
+        <w:ind w:left="240"/>
+      </w:pPr>
+      <w:r>
+        <w:rPr>
+          <w:b/>
+          <w:bCs/>
+        </w:rPr>
+        <w:t xml:space="preserve">a)</w:t>
+      </w:r>
+      <w:r>
+        <w:t xml:space="preserve">  Date </w:t>
+      </w:r>
+      <m:oMath>
+        <m:r>
+          <m:t>f(x)=</m:t>
+        </m:r>
+        <m:sSup>
+          <m:sSupPr/>
+          <m:e>
+            <m:r>
+              <m:t>x</m:t>
+            </m:r>
+          </m:e>
+          <m:sup>
+            <m:r>
+              <m:t>2</m:t>
+            </m:r>
+          </m:sup>
+        </m:sSup>
+        <m:r>
+          <m:t>−1</m:t>
+        </m:r>
       </m:oMath>
       <w:r>
         <w:t xml:space="preserve"> e </w:t>
       </w:r>
       <m:oMath>
         <m:r>
-          <m:t>g(x)=x+3</m:t>
+          <m:t>g(x)=</m:t>
+        </m:r>
+        <m:sSup>
+          <m:sSupPr/>
+          <m:e>
+            <m:r>
+              <m:t>x</m:t>
+            </m:r>
+          </m:e>
+          <m:sup>
+            <m:r>
+              <m:t>2</m:t>
+            </m:r>
+          </m:sup>
+        </m:sSup>
+        <m:r>
+          <m:t>+1</m:t>
         </m:r>
       </m:oMath>
       <w:r>
@@ -981,7 +1024,7 @@
       </w:r>
       <m:oMath>
         <m:r>
-          <m:t>h(x)=4x−2</m:t>
+          <m:t>h(x)=2x+1</m:t>
         </m:r>
       </m:oMath>
       <w:r>
@@ -1022,7 +1065,7 @@
           <w:i/>
           <w:iCs/>
         </w:rPr>
-        <w:t xml:space="preserve">Dal libro o dai materiali: pag. 21 n. 103</w:t>
+        <w:t xml:space="preserve">Dal libro o dai materiali: pag. 21 n. 101 (ripetuto)</w:t>
       </w:r>
     </w:p>
     <w:p>
@@ -1052,40 +1095,14 @@
           <m:e>
             <m:f>
               <m:num>
-                <m:sSup>
-                  <m:sSupPr/>
-                  <m:e>
-                    <m:r>
-                      <m:t>x</m:t>
-                    </m:r>
-                  </m:e>
-                  <m:sup>
-                    <m:r>
-                      <m:t>2</m:t>
-                    </m:r>
-                  </m:sup>
-                </m:sSup>
-                <m:r>
-                  <m:t>−3x</m:t>
+                <m:r>
+                  <m:t>8−2x</m:t>
                 </m:r>
               </m:num>
               <m:den>
                 <m:r>
-                  <m:t>16−</m:t>
-                </m:r>
-                <m:sSup>
-                  <m:sSupPr/>
-                  <m:e>
-                    <m:r>
-                      <m:t>x</m:t>
-                    </m:r>
-                  </m:e>
-                  <m:sup>
-                    <m:r>
-                      <m:t>2</m:t>
-                    </m:r>
-                  </m:sup>
-                </m:sSup>
+                  <m:t>x</m:t>
+                </m:r>
               </m:den>
             </m:f>
           </m:e>
@@ -1120,7 +1137,7 @@
           <w:i/>
           <w:iCs/>
         </w:rPr>
-        <w:t xml:space="preserve">Dal libro o dai materiali: pag. 20 n. 55</w:t>
+        <w:t xml:space="preserve">Dal libro o dai materiali: pag. 20 n. 55 (eserciziario)</w:t>
       </w:r>
     </w:p>
     <w:p>
@@ -1205,7 +1222,7 @@
           <w:i/>
           <w:iCs/>
         </w:rPr>
-        <w:t xml:space="preserve">Dal libro o dai materiali: pag. 29 n. 236</w:t>
+        <w:t xml:space="preserve">Dal libro o dai materiali: pag. 29 n. 242 (eserciziario, ripetuto)</w:t>
       </w:r>
     </w:p>
     <w:p>
@@ -1227,22 +1244,31 @@
         <m:r>
           <m:t>y=</m:t>
         </m:r>
-        <m:sSup>
-          <m:sSupPr/>
-          <m:e>
-            <m:r>
-              <m:t>x</m:t>
-            </m:r>
-          </m:e>
-          <m:sup>
-            <m:r>
-              <m:t>3</m:t>
-            </m:r>
-          </m:sup>
-        </m:sSup>
-        <m:r>
-          <m:t>−25x</m:t>
-        </m:r>
+        <m:f>
+          <m:num>
+            <m:sSup>
+              <m:sSupPr/>
+              <m:e>
+                <m:r>
+                  <m:t>x</m:t>
+                </m:r>
+              </m:e>
+              <m:sup>
+                <m:r>
+                  <m:t>2</m:t>
+                </m:r>
+              </m:sup>
+            </m:sSup>
+            <m:r>
+              <m:t>−25</m:t>
+            </m:r>
+          </m:num>
+          <m:den>
+            <m:r>
+              <m:t>4−x</m:t>
+            </m:r>
+          </m:den>
+        </m:f>
       </m:oMath>
       <w:r>
         <w:t xml:space="preserve">.</w:t>
@@ -1273,7 +1299,7 @@
           <w:i/>
           <w:iCs/>
         </w:rPr>
-        <w:t xml:space="preserve">Dal libro o dai materiali: pag. 36 n. 319</w:t>
+        <w:t xml:space="preserve">Dal libro o dai materiali: pag. 36 n. 317 (ripetuto)</w:t>
       </w:r>
     </w:p>
     <w:p>
@@ -1298,18 +1324,15 @@
         <m:f>
           <m:num>
             <m:r>
-              <m:t>2x−1</m:t>
+              <m:t>4</m:t>
             </m:r>
           </m:num>
           <m:den>
             <m:r>
-              <m:t>x+1</m:t>
+              <m:t>x+2</m:t>
             </m:r>
           </m:den>
         </m:f>
-        <m:r>
-          <m:t>+1</m:t>
-        </m:r>
       </m:oMath>
       <w:r>
         <w:t xml:space="preserve">.</w:t>
@@ -1340,7 +1363,7 @@
           <w:i/>
           <w:iCs/>
         </w:rPr>
-        <w:t xml:space="preserve">Dal libro o dai materiali: pag. 34 n. 299</w:t>
+        <w:t xml:space="preserve">Dal libro o dai materiali: pag. 34 n. 298 (ripetuto)</w:t>
       </w:r>
     </w:p>
     <w:p>
@@ -1358,12 +1381,12 @@
         <m:f>
           <m:num>
             <m:r>
-              <m:t>5</m:t>
+              <m:t>2</m:t>
             </m:r>
           </m:num>
           <m:den>
             <m:r>
-              <m:t>x−3</m:t>
+              <m:t>x+1</m:t>
             </m:r>
           </m:den>
         </m:f>
@@ -1373,17 +1396,88 @@
       </w:r>
       <m:oMath>
         <m:r>
-          <m:t>g(x)=</m:t>
+          <m:t>g(x)=2x</m:t>
+        </m:r>
+      </m:oMath>
+      <w:r>
+        <w:t xml:space="preserve">, </w:t>
+      </w:r>
+      <w:r>
+        <w:rPr>
+          <w:b/>
+          <w:bCs/>
+        </w:rPr>
+        <w:t xml:space="preserve">determina</w:t>
+      </w:r>
+      <w:r>
+        <w:t xml:space="preserve"> </w:t>
+      </w:r>
+      <m:oMath>
+        <m:r>
+          <m:t>f∘g</m:t>
+        </m:r>
+      </m:oMath>
+      <w:r>
+        <w:t xml:space="preserve"> e </w:t>
+      </w:r>
+      <m:oMath>
+        <m:r>
+          <m:t>g∘f</m:t>
+        </m:r>
+      </m:oMath>
+      <w:r>
+        <w:t xml:space="preserve"> con il loro dominio.</w:t>
+      </w:r>
+    </w:p>
+    <w:p>
+      <w:pPr>
+        <w:spacing w:after="100" w:before="0"/>
+      </w:pPr>
+    </w:p>
+    <w:p>
+      <w:pPr>
+        <w:pStyle w:val="Heading2"/>
+        <w:keepNext/>
+        <w:spacing w:after="100" w:before="200"/>
+      </w:pPr>
+      <w:r>
+        <w:t xml:space="preserve">Esercizio 11  (0,5 punti)</w:t>
+      </w:r>
+    </w:p>
+    <w:p>
+      <w:pPr>
+        <w:keepNext/>
+        <w:spacing w:after="60" w:before="0"/>
+      </w:pPr>
+      <w:r>
+        <w:rPr>
+          <w:i/>
+          <w:iCs/>
+        </w:rPr>
+        <w:t xml:space="preserve">Dal libro o dai materiali: pag. 40 n. 352 (ripetuto)</w:t>
+      </w:r>
+    </w:p>
+    <w:p>
+      <w:pPr>
+        <w:keepNext w:val="false"/>
+        <w:spacing w:after="60" w:before="0"/>
+      </w:pPr>
+      <w:r>
+        <w:t xml:space="preserve">Data </w:t>
+      </w:r>
+      <m:oMath>
+        <m:r>
+          <m:t>f(x)=</m:t>
         </m:r>
         <m:f>
           <m:num>
             <m:r>
-              <m:t>2</m:t>
+              <m:t>x+a</m:t>
             </m:r>
           </m:num>
           <m:den>
             <m:r>
-              <m:t>x</m:t>
+              <m:t>x+b</m:t>
             </m:r>
           </m:den>
         </m:f>
@@ -1403,11 +1497,35 @@
       </w:r>
       <m:oMath>
         <m:r>
-          <m:t>f∘g</m:t>
-        </m:r>
-      </m:oMath>
-      <w:r>
-        <w:t xml:space="preserve"> con il suo dominio.</w:t>
+          <m:t>a</m:t>
+        </m:r>
+      </m:oMath>
+      <w:r>
+        <w:t xml:space="preserve"> e </w:t>
+      </w:r>
+      <m:oMath>
+        <m:r>
+          <m:t>b</m:t>
+        </m:r>
+      </m:oMath>
+      <w:r>
+        <w:t xml:space="preserve"> in modo che il dominio sia </w:t>
+      </w:r>
+      <m:oMath>
+        <m:r>
+          <m:t>ℝ−{−3}</m:t>
+        </m:r>
+      </m:oMath>
+      <w:r>
+        <w:t xml:space="preserve"> e </w:t>
+      </w:r>
+      <m:oMath>
+        <m:r>
+          <m:t>f(0)=6</m:t>
+        </m:r>
+      </m:oMath>
+      <w:r>
+        <w:t xml:space="preserve">.</w:t>
       </w:r>
     </w:p>
     <w:p>
@@ -1422,7 +1540,7 @@
         <w:spacing w:after="100" w:before="200"/>
       </w:pPr>
       <w:r>
-        <w:t xml:space="preserve">Esercizio 11  (0,5 punti)</w:t>
+        <w:t xml:space="preserve">Esercizio 12  (0,5 punti)</w:t>
       </w:r>
     </w:p>
     <w:p>
@@ -1435,7 +1553,7 @@
           <w:i/>
           <w:iCs/>
         </w:rPr>
-        <w:t xml:space="preserve">Dal libro o dai materiali: pag. 34 n. 303</w:t>
+        <w:t xml:space="preserve">Dal libro o dai materiali: pag. 37 n. 331 (ripetuto)</w:t>
       </w:r>
     </w:p>
     <w:p>
@@ -1444,96 +1562,17 @@
         <w:spacing w:after="60" w:before="0"/>
       </w:pPr>
       <w:r>
-        <w:t xml:space="preserve">Date </w:t>
-      </w:r>
-      <m:oMath>
-        <m:r>
-          <m:t>f(x)=</m:t>
-        </m:r>
-        <m:rad>
-          <m:radPr>
-            <m:degHide m:val="1"/>
-          </m:radPr>
-          <m:deg/>
-          <m:e>
-            <m:r>
-              <m:t>x+k</m:t>
-            </m:r>
-          </m:e>
-        </m:rad>
-      </m:oMath>
-      <w:r>
-        <w:t xml:space="preserve"> e </w:t>
-      </w:r>
-      <m:oMath>
-        <m:r>
-          <m:t>g(x)=x−1</m:t>
-        </m:r>
-      </m:oMath>
-      <w:r>
-        <w:t xml:space="preserve">, </w:t>
-      </w:r>
-      <w:r>
-        <w:rPr>
-          <w:b/>
-          <w:bCs/>
-        </w:rPr>
-        <w:t xml:space="preserve">determina</w:t>
-      </w:r>
-      <w:r>
-        <w:t xml:space="preserve"> </w:t>
-      </w:r>
-      <m:oMath>
-        <m:r>
-          <m:t>k</m:t>
-        </m:r>
-      </m:oMath>
-      <w:r>
-        <w:t xml:space="preserve"> in modo che il grafico di </w:t>
-      </w:r>
-      <m:oMath>
-        <m:r>
-          <m:t>g∘f</m:t>
-        </m:r>
-      </m:oMath>
-      <w:r>
-        <w:t xml:space="preserve"> passi per </w:t>
-      </w:r>
-      <m:oMath>
-        <m:r>
-          <m:t>(0; 4)</m:t>
-        </m:r>
-      </m:oMath>
-      <w:r>
-        <w:t xml:space="preserve">.</w:t>
-      </w:r>
-    </w:p>
-    <w:p>
-      <w:pPr>
-        <w:spacing w:after="100" w:before="0"/>
-      </w:pPr>
-    </w:p>
-    <w:p>
-      <w:pPr>
-        <w:pStyle w:val="Heading2"/>
-        <w:keepNext/>
-        <w:spacing w:after="100" w:before="200"/>
-      </w:pPr>
-      <w:r>
-        <w:t xml:space="preserve">Esercizio 12  (0,5 punti)</w:t>
-      </w:r>
-    </w:p>
-    <w:p>
-      <w:pPr>
-        <w:keepNext/>
-        <w:spacing w:after="60" w:before="0"/>
-      </w:pPr>
-      <w:r>
-        <w:rPr>
-          <w:i/>
-          <w:iCs/>
-        </w:rPr>
-        <w:t xml:space="preserve">Dal libro o dai materiali: pag. 37 n. 327</w:t>
+        <w:t xml:space="preserve">Quale funzione non è né pari né dispari? </w:t>
+      </w:r>
+      <w:r>
+        <w:rPr>
+          <w:b/>
+          <w:bCs/>
+        </w:rPr>
+        <w:t xml:space="preserve">Motiva</w:t>
+      </w:r>
+      <w:r>
+        <w:t xml:space="preserve"> la risposta.</w:t>
       </w:r>
     </w:p>
     <w:p>
@@ -1542,72 +1581,177 @@
         <w:spacing w:after="60" w:before="0"/>
       </w:pPr>
       <w:r>
-        <w:t xml:space="preserve">Il dominio di </w:t>
-      </w:r>
-      <m:oMath>
-        <m:r>
-          <m:t>f(x)=1−</m:t>
-        </m:r>
-        <m:rad>
-          <m:radPr/>
-          <m:deg>
-            <m:r>
-              <m:t>3</m:t>
-            </m:r>
-          </m:deg>
-          <m:e>
-            <m:r>
-              <m:t>1−x</m:t>
-            </m:r>
-          </m:e>
-        </m:rad>
-      </m:oMath>
-      <w:r>
-        <w:t xml:space="preserve"> è: </w:t>
-      </w:r>
-      <w:r>
-        <w:rPr>
-          <w:b/>
-          <w:bCs/>
-        </w:rPr>
-        <w:t xml:space="preserve">motiva</w:t>
-      </w:r>
-      <w:r>
-        <w:t xml:space="preserve"> la risposta.</w:t>
-      </w:r>
-    </w:p>
-    <w:p>
-      <w:pPr>
-        <w:keepNext w:val="false"/>
-        <w:spacing w:after="60" w:before="0"/>
-      </w:pPr>
-      <w:r>
         <w:t xml:space="preserve">A </w:t>
       </w:r>
       <m:oMath>
         <m:r>
-          <m:t>(−∞; 1)</m:t>
-        </m:r>
+          <m:t>y=</m:t>
+        </m:r>
+        <m:f>
+          <m:num>
+            <m:sSup>
+              <m:sSupPr/>
+              <m:e>
+                <m:r>
+                  <m:t>x</m:t>
+                </m:r>
+              </m:e>
+              <m:sup>
+                <m:r>
+                  <m:t>3</m:t>
+                </m:r>
+              </m:sup>
+            </m:sSup>
+          </m:num>
+          <m:den>
+            <m:sSup>
+              <m:sSupPr/>
+              <m:e>
+                <m:r>
+                  <m:t>x</m:t>
+                </m:r>
+              </m:e>
+              <m:sup>
+                <m:r>
+                  <m:t>2</m:t>
+                </m:r>
+              </m:sup>
+            </m:sSup>
+            <m:r>
+              <m:t>+1</m:t>
+            </m:r>
+          </m:den>
+        </m:f>
       </m:oMath>
       <w:r>
         <w:t xml:space="preserve">    B </w:t>
       </w:r>
       <m:oMath>
         <m:r>
-          <m:t>ℝ</m:t>
-        </m:r>
+          <m:t>y=</m:t>
+        </m:r>
+        <m:f>
+          <m:num>
+            <m:sSup>
+              <m:sSupPr/>
+              <m:e>
+                <m:r>
+                  <m:t>x</m:t>
+                </m:r>
+              </m:e>
+              <m:sup>
+                <m:r>
+                  <m:t>2</m:t>
+                </m:r>
+              </m:sup>
+            </m:sSup>
+          </m:num>
+          <m:den>
+            <m:sSup>
+              <m:sSupPr/>
+              <m:e>
+                <m:r>
+                  <m:t>x</m:t>
+                </m:r>
+              </m:e>
+              <m:sup>
+                <m:r>
+                  <m:t>2</m:t>
+                </m:r>
+              </m:sup>
+            </m:sSup>
+            <m:r>
+              <m:t>+1</m:t>
+            </m:r>
+          </m:den>
+        </m:f>
       </m:oMath>
       <w:r>
         <w:t xml:space="preserve">    C </w:t>
       </w:r>
       <m:oMath>
         <m:r>
-          <m:t>(1; +∞)</m:t>
-        </m:r>
-      </m:oMath>
-      <w:r>
-        <w:t xml:space="preserve">    D l’insieme vuoto</w:t>
-      </w:r>
+          <m:t>y=</m:t>
+        </m:r>
+        <m:f>
+          <m:num>
+            <m:sSup>
+              <m:sSupPr/>
+              <m:e>
+                <m:r>
+                  <m:t>x</m:t>
+                </m:r>
+              </m:e>
+              <m:sup>
+                <m:r>
+                  <m:t>2</m:t>
+                </m:r>
+              </m:sup>
+            </m:sSup>
+          </m:num>
+          <m:den>
+            <m:sSup>
+              <m:sSupPr/>
+              <m:e>
+                <m:r>
+                  <m:t>x</m:t>
+                </m:r>
+              </m:e>
+              <m:sup>
+                <m:r>
+                  <m:t>3</m:t>
+                </m:r>
+              </m:sup>
+            </m:sSup>
+            <m:r>
+              <m:t>+1</m:t>
+            </m:r>
+          </m:den>
+        </m:f>
+      </m:oMath>
+      <w:r>
+        <w:t xml:space="preserve">    D </w:t>
+      </w:r>
+      <m:oMath>
+        <m:r>
+          <m:t>y=</m:t>
+        </m:r>
+        <m:f>
+          <m:num>
+            <m:sSup>
+              <m:sSupPr/>
+              <m:e>
+                <m:r>
+                  <m:t>x</m:t>
+                </m:r>
+              </m:e>
+              <m:sup>
+                <m:r>
+                  <m:t>3</m:t>
+                </m:r>
+              </m:sup>
+            </m:sSup>
+          </m:num>
+          <m:den>
+            <m:sSup>
+              <m:sSupPr/>
+              <m:e>
+                <m:r>
+                  <m:t>x</m:t>
+                </m:r>
+              </m:e>
+              <m:sup>
+                <m:r>
+                  <m:t>2</m:t>
+                </m:r>
+              </m:sup>
+            </m:sSup>
+            <m:r>
+              <m:t>−1</m:t>
+            </m:r>
+          </m:den>
+        </m:f>
+      </m:oMath>
     </w:p>
     <w:p>
       <w:pPr>
